--- a/News/Bootcamp kepenulisan/Grateful to Pusat Studi Kepabeanan dan Cukai for the invitation to be part of the Boot Camp Kepenulisan and contribute to this meaningful initiative.docx
+++ b/News/Bootcamp kepenulisan/Grateful to Pusat Studi Kepabeanan dan Cukai for the invitation to be part of the Boot Camp Kepenulisan and contribute to this meaningful initiative.docx
@@ -22,64 +22,54 @@
         </w:rPr>
         <w:t xml:space="preserve"> </w:t>
       </w:r>
-      <w:hyperlink r:id="rId4" w:tgtFrame="_self" w:history="1">
-        <w:r>
-          <w:rPr>
-            <w:rStyle w:val="Hyperlink"/>
-            <w:rFonts w:ascii="Segoe UI" w:hAnsi="Segoe UI" w:cs="Segoe UI"/>
-            <w:b/>
-            <w:bCs/>
-            <w:color w:val="0A66C2"/>
-            <w:sz w:val="21"/>
-            <w:szCs w:val="21"/>
-            <w:bdr w:val="none" w:sz="0" w:space="0" w:color="auto" w:frame="1"/>
-          </w:rPr>
-          <w:t xml:space="preserve">Pusat Studi </w:t>
-        </w:r>
-        <w:proofErr w:type="spellStart"/>
-        <w:r>
-          <w:rPr>
-            <w:rStyle w:val="Hyperlink"/>
-            <w:rFonts w:ascii="Segoe UI" w:hAnsi="Segoe UI" w:cs="Segoe UI"/>
-            <w:b/>
-            <w:bCs/>
-            <w:color w:val="0A66C2"/>
-            <w:sz w:val="21"/>
-            <w:szCs w:val="21"/>
-            <w:bdr w:val="none" w:sz="0" w:space="0" w:color="auto" w:frame="1"/>
-          </w:rPr>
-          <w:t>Kepabeanan</w:t>
-        </w:r>
-        <w:proofErr w:type="spellEnd"/>
-        <w:r>
-          <w:rPr>
-            <w:rStyle w:val="Hyperlink"/>
-            <w:rFonts w:ascii="Segoe UI" w:hAnsi="Segoe UI" w:cs="Segoe UI"/>
-            <w:b/>
-            <w:bCs/>
-            <w:color w:val="0A66C2"/>
-            <w:sz w:val="21"/>
-            <w:szCs w:val="21"/>
-            <w:bdr w:val="none" w:sz="0" w:space="0" w:color="auto" w:frame="1"/>
-          </w:rPr>
-          <w:t xml:space="preserve"> dan </w:t>
-        </w:r>
-        <w:proofErr w:type="spellStart"/>
-        <w:r>
-          <w:rPr>
-            <w:rStyle w:val="Hyperlink"/>
-            <w:rFonts w:ascii="Segoe UI" w:hAnsi="Segoe UI" w:cs="Segoe UI"/>
-            <w:b/>
-            <w:bCs/>
-            <w:color w:val="0A66C2"/>
-            <w:sz w:val="21"/>
-            <w:szCs w:val="21"/>
-            <w:bdr w:val="none" w:sz="0" w:space="0" w:color="auto" w:frame="1"/>
-          </w:rPr>
-          <w:t>Cukai</w:t>
-        </w:r>
-        <w:proofErr w:type="spellEnd"/>
-      </w:hyperlink>
+      <w:r>
+        <w:rPr>
+          <w:rFonts w:ascii="Segoe UI" w:hAnsi="Segoe UI" w:cs="Segoe UI"/>
+          <w:b/>
+          <w:bCs/>
+          <w:sz w:val="21"/>
+          <w:szCs w:val="21"/>
+          <w:bdr w:val="none" w:sz="0" w:space="0" w:color="auto" w:frame="1"/>
+        </w:rPr>
+        <w:t xml:space="preserve">Pusat Studi </w:t>
+      </w:r>
+      <w:proofErr w:type="spellStart"/>
+      <w:r>
+        <w:rPr>
+          <w:rFonts w:ascii="Segoe UI" w:hAnsi="Segoe UI" w:cs="Segoe UI"/>
+          <w:b/>
+          <w:bCs/>
+          <w:sz w:val="21"/>
+          <w:szCs w:val="21"/>
+          <w:bdr w:val="none" w:sz="0" w:space="0" w:color="auto" w:frame="1"/>
+        </w:rPr>
+        <w:t>Kepabeanan</w:t>
+      </w:r>
+      <w:proofErr w:type="spellEnd"/>
+      <w:r>
+        <w:rPr>
+          <w:rFonts w:ascii="Segoe UI" w:hAnsi="Segoe UI" w:cs="Segoe UI"/>
+          <w:b/>
+          <w:bCs/>
+          <w:sz w:val="21"/>
+          <w:szCs w:val="21"/>
+          <w:bdr w:val="none" w:sz="0" w:space="0" w:color="auto" w:frame="1"/>
+        </w:rPr>
+        <w:t xml:space="preserve"> dan </w:t>
+      </w:r>
+      <w:proofErr w:type="spellStart"/>
+      <w:r>
+        <w:rPr>
+          <w:rFonts w:ascii="Segoe UI" w:hAnsi="Segoe UI" w:cs="Segoe UI"/>
+          <w:b/>
+          <w:bCs/>
+          <w:sz w:val="21"/>
+          <w:szCs w:val="21"/>
+          <w:bdr w:val="none" w:sz="0" w:space="0" w:color="auto" w:frame="1"/>
+        </w:rPr>
+        <w:t>Cukai</w:t>
+      </w:r>
+      <w:proofErr w:type="spellEnd"/>
       <w:r>
         <w:rPr>
           <w:rStyle w:val="white-space-pre"/>
@@ -314,64 +304,54 @@
         </w:rPr>
         <w:t xml:space="preserve"> </w:t>
       </w:r>
-      <w:hyperlink r:id="rId5" w:tgtFrame="_self" w:history="1">
-        <w:proofErr w:type="spellStart"/>
-        <w:r>
-          <w:rPr>
-            <w:rStyle w:val="Hyperlink"/>
-            <w:rFonts w:ascii="Segoe UI" w:hAnsi="Segoe UI" w:cs="Segoe UI"/>
-            <w:b/>
-            <w:bCs/>
-            <w:color w:val="0A66C2"/>
-            <w:sz w:val="21"/>
-            <w:szCs w:val="21"/>
-            <w:bdr w:val="none" w:sz="0" w:space="0" w:color="auto" w:frame="1"/>
-          </w:rPr>
-          <w:t>Politeknik</w:t>
-        </w:r>
-        <w:proofErr w:type="spellEnd"/>
-        <w:r>
-          <w:rPr>
-            <w:rStyle w:val="Hyperlink"/>
-            <w:rFonts w:ascii="Segoe UI" w:hAnsi="Segoe UI" w:cs="Segoe UI"/>
-            <w:b/>
-            <w:bCs/>
-            <w:color w:val="0A66C2"/>
-            <w:sz w:val="21"/>
-            <w:szCs w:val="21"/>
-            <w:bdr w:val="none" w:sz="0" w:space="0" w:color="auto" w:frame="1"/>
-          </w:rPr>
-          <w:t xml:space="preserve"> </w:t>
-        </w:r>
-        <w:proofErr w:type="spellStart"/>
-        <w:r>
-          <w:rPr>
-            <w:rStyle w:val="Hyperlink"/>
-            <w:rFonts w:ascii="Segoe UI" w:hAnsi="Segoe UI" w:cs="Segoe UI"/>
-            <w:b/>
-            <w:bCs/>
-            <w:color w:val="0A66C2"/>
-            <w:sz w:val="21"/>
-            <w:szCs w:val="21"/>
-            <w:bdr w:val="none" w:sz="0" w:space="0" w:color="auto" w:frame="1"/>
-          </w:rPr>
-          <w:t>Keuangan</w:t>
-        </w:r>
-        <w:proofErr w:type="spellEnd"/>
-        <w:r>
-          <w:rPr>
-            <w:rStyle w:val="Hyperlink"/>
-            <w:rFonts w:ascii="Segoe UI" w:hAnsi="Segoe UI" w:cs="Segoe UI"/>
-            <w:b/>
-            <w:bCs/>
-            <w:color w:val="0A66C2"/>
-            <w:sz w:val="21"/>
-            <w:szCs w:val="21"/>
-            <w:bdr w:val="none" w:sz="0" w:space="0" w:color="auto" w:frame="1"/>
-          </w:rPr>
-          <w:t xml:space="preserve"> Negara STAN</w:t>
-        </w:r>
-      </w:hyperlink>
+      <w:proofErr w:type="spellStart"/>
+      <w:r>
+        <w:rPr>
+          <w:rFonts w:ascii="Segoe UI" w:hAnsi="Segoe UI" w:cs="Segoe UI"/>
+          <w:b/>
+          <w:bCs/>
+          <w:sz w:val="21"/>
+          <w:szCs w:val="21"/>
+          <w:bdr w:val="none" w:sz="0" w:space="0" w:color="auto" w:frame="1"/>
+        </w:rPr>
+        <w:t>Politeknik</w:t>
+      </w:r>
+      <w:proofErr w:type="spellEnd"/>
+      <w:r>
+        <w:rPr>
+          <w:rFonts w:ascii="Segoe UI" w:hAnsi="Segoe UI" w:cs="Segoe UI"/>
+          <w:b/>
+          <w:bCs/>
+          <w:sz w:val="21"/>
+          <w:szCs w:val="21"/>
+          <w:bdr w:val="none" w:sz="0" w:space="0" w:color="auto" w:frame="1"/>
+        </w:rPr>
+        <w:t xml:space="preserve"> </w:t>
+      </w:r>
+      <w:proofErr w:type="spellStart"/>
+      <w:r>
+        <w:rPr>
+          <w:rFonts w:ascii="Segoe UI" w:hAnsi="Segoe UI" w:cs="Segoe UI"/>
+          <w:b/>
+          <w:bCs/>
+          <w:sz w:val="21"/>
+          <w:szCs w:val="21"/>
+          <w:bdr w:val="none" w:sz="0" w:space="0" w:color="auto" w:frame="1"/>
+        </w:rPr>
+        <w:t>Keuangan</w:t>
+      </w:r>
+      <w:proofErr w:type="spellEnd"/>
+      <w:r>
+        <w:rPr>
+          <w:rFonts w:ascii="Segoe UI" w:hAnsi="Segoe UI" w:cs="Segoe UI"/>
+          <w:b/>
+          <w:bCs/>
+          <w:sz w:val="21"/>
+          <w:szCs w:val="21"/>
+          <w:bdr w:val="none" w:sz="0" w:space="0" w:color="auto" w:frame="1"/>
+        </w:rPr>
+        <w:t xml:space="preserve"> Negara STAN</w:t>
+      </w:r>
       <w:r>
         <w:rPr>
           <w:rStyle w:val="white-space-pre"/>
@@ -418,210 +398,6 @@
         </w:rPr>
         <w:br/>
       </w:r>
-      <w:r>
-        <w:rPr>
-          <w:rFonts w:ascii="Segoe UI" w:hAnsi="Segoe UI" w:cs="Segoe UI"/>
-          <w:sz w:val="21"/>
-          <w:szCs w:val="21"/>
-          <w:bdr w:val="none" w:sz="0" w:space="0" w:color="auto" w:frame="1"/>
-        </w:rPr>
-        <w:br/>
-      </w:r>
-      <w:hyperlink r:id="rId6" w:history="1">
-        <w:proofErr w:type="spellStart"/>
-        <w:r>
-          <w:rPr>
-            <w:rStyle w:val="visually-hidden"/>
-            <w:rFonts w:ascii="Segoe UI" w:hAnsi="Segoe UI" w:cs="Segoe UI"/>
-            <w:b/>
-            <w:bCs/>
-            <w:color w:val="0A66C2"/>
-            <w:sz w:val="21"/>
-            <w:szCs w:val="21"/>
-            <w:u w:val="single"/>
-            <w:bdr w:val="none" w:sz="0" w:space="0" w:color="auto" w:frame="1"/>
-          </w:rPr>
-          <w:t>hashtag</w:t>
-        </w:r>
-        <w:r>
-          <w:rPr>
-            <w:rStyle w:val="Hyperlink"/>
-            <w:rFonts w:ascii="Segoe UI" w:hAnsi="Segoe UI" w:cs="Segoe UI"/>
-            <w:b/>
-            <w:bCs/>
-            <w:color w:val="0A66C2"/>
-            <w:sz w:val="21"/>
-            <w:szCs w:val="21"/>
-            <w:bdr w:val="none" w:sz="0" w:space="0" w:color="auto" w:frame="1"/>
-          </w:rPr>
-          <w:t>#WritingBootcamp</w:t>
-        </w:r>
-        <w:proofErr w:type="spellEnd"/>
-      </w:hyperlink>
-      <w:r>
-        <w:rPr>
-          <w:rStyle w:val="white-space-pre"/>
-          <w:rFonts w:ascii="Segoe UI" w:hAnsi="Segoe UI" w:cs="Segoe UI"/>
-          <w:sz w:val="21"/>
-          <w:szCs w:val="21"/>
-          <w:bdr w:val="none" w:sz="0" w:space="0" w:color="auto" w:frame="1"/>
-        </w:rPr>
-        <w:t xml:space="preserve"> </w:t>
-      </w:r>
-      <w:hyperlink r:id="rId7" w:history="1">
-        <w:proofErr w:type="spellStart"/>
-        <w:r>
-          <w:rPr>
-            <w:rStyle w:val="visually-hidden"/>
-            <w:rFonts w:ascii="Segoe UI" w:hAnsi="Segoe UI" w:cs="Segoe UI"/>
-            <w:b/>
-            <w:bCs/>
-            <w:color w:val="0A66C2"/>
-            <w:sz w:val="21"/>
-            <w:szCs w:val="21"/>
-            <w:u w:val="single"/>
-            <w:bdr w:val="none" w:sz="0" w:space="0" w:color="auto" w:frame="1"/>
-          </w:rPr>
-          <w:t>hashtag</w:t>
-        </w:r>
-        <w:r>
-          <w:rPr>
-            <w:rStyle w:val="Hyperlink"/>
-            <w:rFonts w:ascii="Segoe UI" w:hAnsi="Segoe UI" w:cs="Segoe UI"/>
-            <w:b/>
-            <w:bCs/>
-            <w:color w:val="0A66C2"/>
-            <w:sz w:val="21"/>
-            <w:szCs w:val="21"/>
-            <w:bdr w:val="none" w:sz="0" w:space="0" w:color="auto" w:frame="1"/>
-          </w:rPr>
-          <w:t>#Research</w:t>
-        </w:r>
-        <w:proofErr w:type="spellEnd"/>
-      </w:hyperlink>
-      <w:r>
-        <w:rPr>
-          <w:rStyle w:val="white-space-pre"/>
-          <w:rFonts w:ascii="Segoe UI" w:hAnsi="Segoe UI" w:cs="Segoe UI"/>
-          <w:sz w:val="21"/>
-          <w:szCs w:val="21"/>
-          <w:bdr w:val="none" w:sz="0" w:space="0" w:color="auto" w:frame="1"/>
-        </w:rPr>
-        <w:t xml:space="preserve"> </w:t>
-      </w:r>
-      <w:hyperlink r:id="rId8" w:history="1">
-        <w:proofErr w:type="spellStart"/>
-        <w:r>
-          <w:rPr>
-            <w:rStyle w:val="visually-hidden"/>
-            <w:rFonts w:ascii="Segoe UI" w:hAnsi="Segoe UI" w:cs="Segoe UI"/>
-            <w:b/>
-            <w:bCs/>
-            <w:color w:val="0A66C2"/>
-            <w:sz w:val="21"/>
-            <w:szCs w:val="21"/>
-            <w:u w:val="single"/>
-            <w:bdr w:val="none" w:sz="0" w:space="0" w:color="auto" w:frame="1"/>
-          </w:rPr>
-          <w:t>hashtag</w:t>
-        </w:r>
-        <w:r>
-          <w:rPr>
-            <w:rStyle w:val="Hyperlink"/>
-            <w:rFonts w:ascii="Segoe UI" w:hAnsi="Segoe UI" w:cs="Segoe UI"/>
-            <w:b/>
-            <w:bCs/>
-            <w:color w:val="0A66C2"/>
-            <w:sz w:val="21"/>
-            <w:szCs w:val="21"/>
-            <w:bdr w:val="none" w:sz="0" w:space="0" w:color="auto" w:frame="1"/>
-          </w:rPr>
-          <w:t>#Mentorship</w:t>
-        </w:r>
-        <w:proofErr w:type="spellEnd"/>
-      </w:hyperlink>
-      <w:r>
-        <w:rPr>
-          <w:rStyle w:val="white-space-pre"/>
-          <w:rFonts w:ascii="Segoe UI" w:hAnsi="Segoe UI" w:cs="Segoe UI"/>
-          <w:sz w:val="21"/>
-          <w:szCs w:val="21"/>
-          <w:bdr w:val="none" w:sz="0" w:space="0" w:color="auto" w:frame="1"/>
-        </w:rPr>
-        <w:t xml:space="preserve"> </w:t>
-      </w:r>
-      <w:hyperlink r:id="rId9" w:history="1">
-        <w:proofErr w:type="spellStart"/>
-        <w:r>
-          <w:rPr>
-            <w:rStyle w:val="visually-hidden"/>
-            <w:rFonts w:ascii="Segoe UI" w:hAnsi="Segoe UI" w:cs="Segoe UI"/>
-            <w:b/>
-            <w:bCs/>
-            <w:color w:val="0A66C2"/>
-            <w:sz w:val="21"/>
-            <w:szCs w:val="21"/>
-            <w:u w:val="single"/>
-            <w:bdr w:val="none" w:sz="0" w:space="0" w:color="auto" w:frame="1"/>
-          </w:rPr>
-          <w:t>hashtag</w:t>
-        </w:r>
-        <w:r>
-          <w:rPr>
-            <w:rStyle w:val="Hyperlink"/>
-            <w:rFonts w:ascii="Segoe UI" w:hAnsi="Segoe UI" w:cs="Segoe UI"/>
-            <w:b/>
-            <w:bCs/>
-            <w:color w:val="0A66C2"/>
-            <w:sz w:val="21"/>
-            <w:szCs w:val="21"/>
-            <w:bdr w:val="none" w:sz="0" w:space="0" w:color="auto" w:frame="1"/>
-          </w:rPr>
-          <w:t>#PKNSTAN</w:t>
-        </w:r>
-        <w:proofErr w:type="spellEnd"/>
-      </w:hyperlink>
-      <w:r>
-        <w:rPr>
-          <w:rStyle w:val="white-space-pre"/>
-          <w:rFonts w:ascii="Segoe UI" w:hAnsi="Segoe UI" w:cs="Segoe UI"/>
-          <w:sz w:val="21"/>
-          <w:szCs w:val="21"/>
-          <w:bdr w:val="none" w:sz="0" w:space="0" w:color="auto" w:frame="1"/>
-        </w:rPr>
-        <w:t xml:space="preserve"> </w:t>
-      </w:r>
-      <w:hyperlink r:id="rId10" w:history="1">
-        <w:proofErr w:type="spellStart"/>
-        <w:r>
-          <w:rPr>
-            <w:rStyle w:val="visually-hidden"/>
-            <w:rFonts w:ascii="Segoe UI" w:hAnsi="Segoe UI" w:cs="Segoe UI"/>
-            <w:b/>
-            <w:bCs/>
-            <w:color w:val="0A66C2"/>
-            <w:sz w:val="21"/>
-            <w:szCs w:val="21"/>
-            <w:u w:val="single"/>
-            <w:bdr w:val="none" w:sz="0" w:space="0" w:color="auto" w:frame="1"/>
-          </w:rPr>
-          <w:t>hashtag</w:t>
-        </w:r>
-        <w:r>
-          <w:rPr>
-            <w:rStyle w:val="Hyperlink"/>
-            <w:rFonts w:ascii="Segoe UI" w:hAnsi="Segoe UI" w:cs="Segoe UI"/>
-            <w:b/>
-            <w:bCs/>
-            <w:color w:val="0A66C2"/>
-            <w:sz w:val="21"/>
-            <w:szCs w:val="21"/>
-            <w:bdr w:val="none" w:sz="0" w:space="0" w:color="auto" w:frame="1"/>
-          </w:rPr>
-          <w:t>#SkillDevelopment</w:t>
-        </w:r>
-        <w:proofErr w:type="spellEnd"/>
-      </w:hyperlink>
     </w:p>
     <w:sectPr>
       <w:pgSz w:w="12240" w:h="15840"/>
